--- a/fixtures/files/curriculo-paragrafo.docx
+++ b/fixtures/files/curriculo-paragrafo.docx
@@ -15,7 +15,15 @@
     </w:p>
     <w:p>
       <w:r>
-        <w:t xml:space="preserve">marina.alencar@email.com · (11) 98888-1234 · São Paulo, SP</w:t>
+        <w:t xml:space="preserve">marina.alencar@email.com</w:t>
+      </w:r>
+      <w:r>
+        <w:br/>
+        <w:t xml:space="preserve">(11) 98888-1234</w:t>
+      </w:r>
+      <w:r>
+        <w:br/>
+        <w:t xml:space="preserve">São Paulo, SP</w:t>
       </w:r>
     </w:p>
     <w:p>
